--- a/methodology_of_scientific_research/practics/8/2026/Ковалев Д.П. ВКБ43 ПР8.docx
+++ b/methodology_of_scientific_research/practics/8/2026/Ковалев Д.П. ВКБ43 ПР8.docx
@@ -19,7 +19,7 @@
           <w:lang w:eastAsia="ru-RU"/>
         </w:rPr>
         <w:drawing>
-          <wp:inline distT="0" distB="0" distL="0" distR="0" wp14:anchorId="02897AD4" wp14:editId="33038395">
+          <wp:inline distT="0" distB="0" distL="0" distR="0" wp14:anchorId="02897AD4" wp14:editId="3D9B264D">
             <wp:extent cx="640080" cy="685800"/>
             <wp:effectExtent l="0" t="0" r="7620" b="0"/>
             <wp:docPr id="1" name="Рисунок 1"/>
@@ -262,7 +262,25 @@
           <w:sz w:val="28"/>
           <w:szCs w:val="28"/>
         </w:rPr>
-        <w:t>Практическая работа №7 по дисциплине «Методология научных исследований»</w:t>
+        <w:t>Практическая работа №</w:t>
+      </w:r>
+      <w:r>
+        <w:rPr>
+          <w:rFonts w:ascii="Times New Roman" w:hAnsi="Times New Roman" w:cs="Times New Roman"/>
+          <w:b/>
+          <w:sz w:val="28"/>
+          <w:szCs w:val="28"/>
+        </w:rPr>
+        <w:t>8</w:t>
+      </w:r>
+      <w:r>
+        <w:rPr>
+          <w:rFonts w:ascii="Times New Roman" w:hAnsi="Times New Roman" w:cs="Times New Roman"/>
+          <w:b/>
+          <w:sz w:val="28"/>
+          <w:szCs w:val="28"/>
+        </w:rPr>
+        <w:t xml:space="preserve"> по дисциплине «Методология научных исследований»</w:t>
       </w:r>
     </w:p>
     <w:p>
@@ -460,6 +478,7 @@
         </w:rPr>
         <w:t xml:space="preserve">доцент кафедры </w:t>
       </w:r>
+      <w:proofErr w:type="spellStart"/>
       <w:r>
         <w:rPr>
           <w:rFonts w:ascii="Times New Roman" w:hAnsi="Times New Roman" w:cs="Times New Roman"/>
@@ -467,23 +486,22 @@
           <w:sz w:val="28"/>
           <w:szCs w:val="28"/>
         </w:rPr>
-        <w:t>Сафарьян Ольга Александровна</w:t>
-      </w:r>
-    </w:p>
-    <w:p>
-      <w:pPr>
-        <w:jc w:val="right"/>
+        <w:t>Сафарьян</w:t>
+      </w:r>
+      <w:proofErr w:type="spellEnd"/>
+      <w:r>
         <w:rPr>
           <w:rFonts w:ascii="Times New Roman" w:hAnsi="Times New Roman" w:cs="Times New Roman"/>
           <w:bCs/>
           <w:sz w:val="28"/>
           <w:szCs w:val="28"/>
         </w:rPr>
-      </w:pPr>
-    </w:p>
-    <w:p>
-      <w:pPr>
-        <w:ind w:left="4248"/>
+        <w:t xml:space="preserve"> Ольга Александровна</w:t>
+      </w:r>
+    </w:p>
+    <w:p>
+      <w:pPr>
+        <w:jc w:val="right"/>
         <w:rPr>
           <w:rFonts w:ascii="Times New Roman" w:hAnsi="Times New Roman" w:cs="Times New Roman"/>
           <w:bCs/>
@@ -491,13 +509,24 @@
           <w:szCs w:val="28"/>
         </w:rPr>
       </w:pPr>
-      <w:r>
+    </w:p>
+    <w:p>
+      <w:pPr>
+        <w:ind w:left="4248"/>
         <w:rPr>
           <w:rFonts w:ascii="Times New Roman" w:hAnsi="Times New Roman" w:cs="Times New Roman"/>
           <w:bCs/>
           <w:sz w:val="28"/>
           <w:szCs w:val="28"/>
         </w:rPr>
+      </w:pPr>
+      <w:r>
+        <w:rPr>
+          <w:rFonts w:ascii="Times New Roman" w:hAnsi="Times New Roman" w:cs="Times New Roman"/>
+          <w:bCs/>
+          <w:sz w:val="28"/>
+          <w:szCs w:val="28"/>
+        </w:rPr>
         <w:t>Оценка _____________________________</w:t>
       </w:r>
     </w:p>
@@ -543,13 +572,23 @@
           <w:szCs w:val="28"/>
         </w:rPr>
       </w:pPr>
+      <w:proofErr w:type="spellStart"/>
       <w:r>
         <w:rPr>
           <w:rFonts w:ascii="Times New Roman" w:hAnsi="Times New Roman" w:cs="Times New Roman"/>
           <w:sz w:val="28"/>
           <w:szCs w:val="28"/>
         </w:rPr>
-        <w:t>Ростов-на-Дону</w:t>
+        <w:t>Ростов</w:t>
+      </w:r>
+      <w:proofErr w:type="spellEnd"/>
+      <w:r>
+        <w:rPr>
+          <w:rFonts w:ascii="Times New Roman" w:hAnsi="Times New Roman" w:cs="Times New Roman"/>
+          <w:sz w:val="28"/>
+          <w:szCs w:val="28"/>
+        </w:rPr>
+        <w:t>-на-Дону</w:t>
       </w:r>
     </w:p>
     <w:p>
@@ -1201,7 +1240,7 @@
           <w:rFonts w:ascii="Times New Roman" w:eastAsia="Times New Roman" w:hAnsi="Times New Roman" w:cs="Times New Roman"/>
           <w:sz w:val="28"/>
           <w:szCs w:val="28"/>
-          <w:lang w:eastAsia="ru-RU"/>
+          <w:lang w:val="en-US" w:eastAsia="ru-RU"/>
         </w:rPr>
       </w:pPr>
       <w:r>
@@ -1213,17 +1252,6 @@
         </w:rPr>
         <w:t>Также можно выделить деление по характеру текста и целевому назначению, но мы подробнее обсудим это позже.</w:t>
       </w:r>
-    </w:p>
-    <w:p>
-      <w:pPr>
-        <w:spacing w:after="0" w:line="240" w:lineRule="auto"/>
-        <w:rPr>
-          <w:rFonts w:ascii="Times New Roman" w:eastAsia="Times New Roman" w:hAnsi="Times New Roman" w:cs="Times New Roman"/>
-          <w:sz w:val="28"/>
-          <w:szCs w:val="28"/>
-          <w:lang w:eastAsia="ru-RU"/>
-        </w:rPr>
-      </w:pPr>
     </w:p>
     <w:p>
       <w:pPr>
@@ -3085,7 +3113,7 @@
           <w:rFonts w:ascii="Times New Roman" w:eastAsia="Times New Roman" w:hAnsi="Times New Roman" w:cs="Times New Roman"/>
           <w:sz w:val="28"/>
           <w:szCs w:val="28"/>
-          <w:lang w:eastAsia="ru-RU"/>
+          <w:lang w:val="en-US" w:eastAsia="ru-RU"/>
         </w:rPr>
       </w:pPr>
       <w:r>
@@ -3097,6 +3125,121 @@
         </w:rPr>
         <w:lastRenderedPageBreak/>
         <w:t>Пример: книга по информационной безопасности может иметь УДК 004.056, где «004» — информатика, «056» — защита информации.</w:t>
+      </w:r>
+    </w:p>
+    <w:p>
+      <w:pPr>
+        <w:spacing w:before="100" w:beforeAutospacing="1" w:after="100" w:afterAutospacing="1" w:line="240" w:lineRule="auto"/>
+        <w:rPr>
+          <w:rFonts w:ascii="Times New Roman" w:eastAsia="Times New Roman" w:hAnsi="Times New Roman" w:cs="Times New Roman"/>
+          <w:sz w:val="28"/>
+          <w:szCs w:val="28"/>
+          <w:lang w:eastAsia="ru-RU"/>
+        </w:rPr>
+      </w:pPr>
+      <w:r>
+        <w:rPr>
+          <w:rFonts w:ascii="Times New Roman" w:eastAsia="Times New Roman" w:hAnsi="Times New Roman" w:cs="Times New Roman"/>
+          <w:sz w:val="28"/>
+          <w:szCs w:val="28"/>
+          <w:lang w:eastAsia="ru-RU"/>
+        </w:rPr>
+        <w:t xml:space="preserve">В моем случае, УДК - </w:t>
+      </w:r>
+      <w:bookmarkStart w:id="3" w:name="_Hlk228782894"/>
+      <w:r>
+        <w:rPr>
+          <w:rFonts w:ascii="Times New Roman" w:eastAsia="Times New Roman" w:hAnsi="Times New Roman" w:cs="Times New Roman"/>
+          <w:sz w:val="28"/>
+          <w:szCs w:val="28"/>
+          <w:lang w:eastAsia="ru-RU"/>
+        </w:rPr>
+        <w:t>004.056.57</w:t>
+      </w:r>
+      <w:bookmarkEnd w:id="3"/>
+      <w:r>
+        <w:rPr>
+          <w:rFonts w:ascii="Times New Roman" w:eastAsia="Times New Roman" w:hAnsi="Times New Roman" w:cs="Times New Roman"/>
+          <w:sz w:val="28"/>
+          <w:szCs w:val="28"/>
+          <w:lang w:eastAsia="ru-RU"/>
+        </w:rPr>
+        <w:t xml:space="preserve">, расшифровка представлена ниже на рисунке 1. </w:t>
+      </w:r>
+    </w:p>
+    <w:p>
+      <w:pPr>
+        <w:spacing w:before="100" w:beforeAutospacing="1" w:after="100" w:afterAutospacing="1" w:line="240" w:lineRule="auto"/>
+        <w:rPr>
+          <w:rFonts w:ascii="Times New Roman" w:eastAsia="Times New Roman" w:hAnsi="Times New Roman" w:cs="Times New Roman"/>
+          <w:sz w:val="28"/>
+          <w:szCs w:val="28"/>
+          <w:lang w:eastAsia="ru-RU"/>
+        </w:rPr>
+      </w:pPr>
+      <w:r>
+        <w:rPr>
+          <w:rFonts w:ascii="Times New Roman" w:eastAsia="Times New Roman" w:hAnsi="Times New Roman" w:cs="Times New Roman"/>
+          <w:sz w:val="28"/>
+          <w:szCs w:val="28"/>
+          <w:lang w:eastAsia="ru-RU"/>
+        </w:rPr>
+        <w:drawing>
+          <wp:inline distT="0" distB="0" distL="0" distR="0" wp14:anchorId="29492EFB" wp14:editId="1EEA30D2">
+            <wp:extent cx="5940425" cy="779145"/>
+            <wp:effectExtent l="0" t="0" r="3175" b="0"/>
+            <wp:docPr id="1444327634" name="Рисунок 1"/>
+            <wp:cNvGraphicFramePr>
+              <a:graphicFrameLocks xmlns:a="http://schemas.openxmlformats.org/drawingml/2006/main" noChangeAspect="1"/>
+            </wp:cNvGraphicFramePr>
+            <a:graphic xmlns:a="http://schemas.openxmlformats.org/drawingml/2006/main">
+              <a:graphicData uri="http://schemas.openxmlformats.org/drawingml/2006/picture">
+                <pic:pic xmlns:pic="http://schemas.openxmlformats.org/drawingml/2006/picture">
+                  <pic:nvPicPr>
+                    <pic:cNvPr id="1444327634" name=""/>
+                    <pic:cNvPicPr/>
+                  </pic:nvPicPr>
+                  <pic:blipFill>
+                    <a:blip r:embed="rId6"/>
+                    <a:stretch>
+                      <a:fillRect/>
+                    </a:stretch>
+                  </pic:blipFill>
+                  <pic:spPr>
+                    <a:xfrm>
+                      <a:off x="0" y="0"/>
+                      <a:ext cx="5940425" cy="779145"/>
+                    </a:xfrm>
+                    <a:prstGeom prst="rect">
+                      <a:avLst/>
+                    </a:prstGeom>
+                  </pic:spPr>
+                </pic:pic>
+              </a:graphicData>
+            </a:graphic>
+          </wp:inline>
+        </w:drawing>
+      </w:r>
+    </w:p>
+    <w:p>
+      <w:pPr>
+        <w:spacing w:before="100" w:beforeAutospacing="1" w:after="100" w:afterAutospacing="1" w:line="240" w:lineRule="auto"/>
+        <w:jc w:val="center"/>
+        <w:rPr>
+          <w:rFonts w:ascii="Times New Roman" w:eastAsia="Times New Roman" w:hAnsi="Times New Roman" w:cs="Times New Roman"/>
+          <w:sz w:val="28"/>
+          <w:szCs w:val="28"/>
+          <w:lang w:eastAsia="ru-RU"/>
+        </w:rPr>
+      </w:pPr>
+      <w:r>
+        <w:rPr>
+          <w:rFonts w:ascii="Times New Roman" w:eastAsia="Times New Roman" w:hAnsi="Times New Roman" w:cs="Times New Roman"/>
+          <w:sz w:val="28"/>
+          <w:szCs w:val="28"/>
+          <w:lang w:eastAsia="ru-RU"/>
+        </w:rPr>
+        <w:t>Рисунок 1 – УДК для статьи</w:t>
       </w:r>
     </w:p>
     <w:p>
@@ -3379,26 +3522,6 @@
         </w:rPr>
         <w:t>Итог: Умение отбирать фактический материал — это основа научного подхода, который требует логики, объективности и критичности.</w:t>
       </w:r>
-    </w:p>
-    <w:p>
-      <w:pPr>
-        <w:jc w:val="both"/>
-        <w:rPr>
-          <w:rFonts w:ascii="Times New Roman" w:hAnsi="Times New Roman" w:cs="Times New Roman"/>
-          <w:sz w:val="28"/>
-          <w:szCs w:val="28"/>
-        </w:rPr>
-      </w:pPr>
-    </w:p>
-    <w:p>
-      <w:pPr>
-        <w:jc w:val="both"/>
-        <w:rPr>
-          <w:rFonts w:ascii="Times New Roman" w:hAnsi="Times New Roman" w:cs="Times New Roman"/>
-          <w:sz w:val="28"/>
-          <w:szCs w:val="28"/>
-        </w:rPr>
-      </w:pPr>
     </w:p>
     <w:p>
       <w:pPr>
